--- a/FinanceManager/FinanceManager.Web/wwwroot/reports/report-6fb97574-8dd8-4c84-69fa-08dda8abb382.docx
+++ b/FinanceManager/FinanceManager.Web/wwwroot/reports/report-6fb97574-8dd8-4c84-69fa-08dda8abb382.docx
@@ -55,7 +55,7 @@
         <w:rPr>
           <w:sz w:val="28"/>
         </w:rPr>
-        <w:t>Period: 01.01.2025 - 22.06.2025</w:t>
+        <w:t>Period: 01.01.2025 - 23.06.2025</w:t>
       </w:r>
     </w:p>
     <w:p>
@@ -532,7 +532,7 @@
             <wp:cNvGraphicFramePr/>
             <a:graphic xmlns:a="http://schemas.openxmlformats.org/drawingml/2006/main">
               <a:graphicData uri="http://schemas.openxmlformats.org/drawingml/2006/chart">
-                <c:chart xmlns:r="http://schemas.openxmlformats.org/officeDocument/2006/relationships" xmlns:c="http://schemas.openxmlformats.org/drawingml/2006/chart" r:id="R2ffa16ce99324aeb"/>
+                <c:chart xmlns:r="http://schemas.openxmlformats.org/officeDocument/2006/relationships" xmlns:c="http://schemas.openxmlformats.org/drawingml/2006/chart" r:id="R9d8bd97563eb4d78"/>
               </a:graphicData>
             </a:graphic>
           </wp:inline>

--- a/FinanceManager/FinanceManager.Web/wwwroot/reports/report-6fb97574-8dd8-4c84-69fa-08dda8abb382.docx
+++ b/FinanceManager/FinanceManager.Web/wwwroot/reports/report-6fb97574-8dd8-4c84-69fa-08dda8abb382.docx
@@ -8,7 +8,7 @@
           <w:b/>
           <w:sz w:val="48"/>
         </w:rPr>
-        <w:t>Report for Wallet: Інвестиції</w:t>
+        <w:t>Звіт для гаманця:Інвестиції</w:t>
       </w:r>
     </w:p>
     <w:p>
@@ -31,7 +31,7 @@
         <w:rPr>
           <w:sz w:val="28"/>
         </w:rPr>
-        <w:t>Balance: 25250</w:t>
+        <w:t>Баланс:25250</w:t>
       </w:r>
     </w:p>
     <w:p>
@@ -39,7 +39,7 @@
         <w:rPr>
           <w:sz w:val="28"/>
         </w:rPr>
-        <w:t>Total Income: 9750</w:t>
+        <w:t>Загальні доходи:9750</w:t>
       </w:r>
     </w:p>
     <w:p>
@@ -47,7 +47,7 @@
         <w:rPr>
           <w:sz w:val="28"/>
         </w:rPr>
-        <w:t>Total Expense: 15325</w:t>
+        <w:t>Загальні витрати:15325</w:t>
       </w:r>
     </w:p>
     <w:p>
@@ -55,7 +55,7 @@
         <w:rPr>
           <w:sz w:val="28"/>
         </w:rPr>
-        <w:t>Period: 01.01.2025 - 23.06.2025</w:t>
+        <w:t>Період:01.01.2025 - 24.06.2025</w:t>
       </w:r>
     </w:p>
     <w:p>
@@ -71,7 +71,7 @@
           <w:b/>
           <w:sz w:val="32"/>
         </w:rPr>
-        <w:t>Operations</w:t>
+        <w:t>Фінансові операції</w:t>
       </w:r>
     </w:p>
     <w:tbl>
@@ -92,37 +92,37 @@
               <w:jc w:val="center"/>
             </w:pPr>
             <w:r>
-              <w:t>Name</w:t>
-            </w:r>
-          </w:p>
-        </w:tc>
-        <w:tc>
-          <w:p>
-            <w:pPr>
-              <w:jc w:val="center"/>
-            </w:pPr>
-            <w:r>
-              <w:t>Profit</w:t>
-            </w:r>
-          </w:p>
-        </w:tc>
-        <w:tc>
-          <w:p>
-            <w:pPr>
-              <w:jc w:val="center"/>
-            </w:pPr>
-            <w:r>
-              <w:t>Amount</w:t>
-            </w:r>
-          </w:p>
-        </w:tc>
-        <w:tc>
-          <w:p>
-            <w:pPr>
-              <w:jc w:val="center"/>
-            </w:pPr>
-            <w:r>
-              <w:t>Date</w:t>
+              <w:t>Ім'я</w:t>
+            </w:r>
+          </w:p>
+        </w:tc>
+        <w:tc>
+          <w:p>
+            <w:pPr>
+              <w:jc w:val="center"/>
+            </w:pPr>
+            <w:r>
+              <w:t>Прибуток</w:t>
+            </w:r>
+          </w:p>
+        </w:tc>
+        <w:tc>
+          <w:p>
+            <w:pPr>
+              <w:jc w:val="center"/>
+            </w:pPr>
+            <w:r>
+              <w:t>Кількість</w:t>
+            </w:r>
+          </w:p>
+        </w:tc>
+        <w:tc>
+          <w:p>
+            <w:pPr>
+              <w:jc w:val="center"/>
+            </w:pPr>
+            <w:r>
+              <w:t>Дата</w:t>
             </w:r>
           </w:p>
         </w:tc>
@@ -144,7 +144,7 @@
               <w:jc w:val="center"/>
             </w:pPr>
             <w:r>
-              <w:t>Yes</w:t>
+              <w:t>Так</w:t>
             </w:r>
           </w:p>
         </w:tc>
@@ -186,7 +186,7 @@
               <w:jc w:val="center"/>
             </w:pPr>
             <w:r>
-              <w:t>No</w:t>
+              <w:t>Ні</w:t>
             </w:r>
           </w:p>
         </w:tc>
@@ -228,7 +228,7 @@
               <w:jc w:val="center"/>
             </w:pPr>
             <w:r>
-              <w:t>Yes</w:t>
+              <w:t>Так</w:t>
             </w:r>
           </w:p>
         </w:tc>
@@ -270,7 +270,7 @@
               <w:jc w:val="center"/>
             </w:pPr>
             <w:r>
-              <w:t>No</w:t>
+              <w:t>Ні</w:t>
             </w:r>
           </w:p>
         </w:tc>
@@ -312,7 +312,7 @@
               <w:jc w:val="center"/>
             </w:pPr>
             <w:r>
-              <w:t>No</w:t>
+              <w:t>Ні</w:t>
             </w:r>
           </w:p>
         </w:tc>
@@ -354,7 +354,7 @@
               <w:jc w:val="center"/>
             </w:pPr>
             <w:r>
-              <w:t>Yes</w:t>
+              <w:t>Так</w:t>
             </w:r>
           </w:p>
         </w:tc>
@@ -396,7 +396,7 @@
               <w:jc w:val="center"/>
             </w:pPr>
             <w:r>
-              <w:t>No</w:t>
+              <w:t>Ні</w:t>
             </w:r>
           </w:p>
         </w:tc>
@@ -438,7 +438,7 @@
               <w:jc w:val="center"/>
             </w:pPr>
             <w:r>
-              <w:t>Yes</w:t>
+              <w:t>Так</w:t>
             </w:r>
           </w:p>
         </w:tc>
@@ -480,7 +480,7 @@
               <w:jc w:val="center"/>
             </w:pPr>
             <w:r>
-              <w:t>No</w:t>
+              <w:t>Ні</w:t>
             </w:r>
           </w:p>
         </w:tc>
@@ -519,7 +519,7 @@
           <w:b/>
           <w:sz w:val="32"/>
         </w:rPr>
-        <w:t>Charts</w:t>
+        <w:t>Графіки</w:t>
       </w:r>
     </w:p>
     <w:p>
@@ -528,11 +528,11 @@
           <wp:inline xmlns:wp="http://schemas.openxmlformats.org/drawingml/2006/wordprocessingDrawing">
             <wp:extent cx="5486400" cy="3200400"/>
             <wp:effectExtent l="0" t="0" r="0" b="0"/>
-            <wp:docPr id="1" name="Operation Chart"/>
+            <wp:docPr id="1" name="Операційна схема"/>
             <wp:cNvGraphicFramePr/>
             <a:graphic xmlns:a="http://schemas.openxmlformats.org/drawingml/2006/main">
               <a:graphicData uri="http://schemas.openxmlformats.org/drawingml/2006/chart">
-                <c:chart xmlns:r="http://schemas.openxmlformats.org/officeDocument/2006/relationships" xmlns:c="http://schemas.openxmlformats.org/drawingml/2006/chart" r:id="R9d8bd97563eb4d78"/>
+                <c:chart xmlns:r="http://schemas.openxmlformats.org/officeDocument/2006/relationships" xmlns:c="http://schemas.openxmlformats.org/drawingml/2006/chart" r:id="Ra0af75e051bc4d94"/>
               </a:graphicData>
             </a:graphic>
           </wp:inline>
@@ -755,7 +755,7 @@
           <a:lstStyle xmlns:a="http://schemas.openxmlformats.org/drawingml/2006/main"/>
           <a:p xmlns:a="http://schemas.openxmlformats.org/drawingml/2006/main">
             <a:r>
-              <a:t>Operation History Chart</a:t>
+              <a:t>Діаграма історії операцій</a:t>
             </a:r>
           </a:p>
         </c:rich>

--- a/FinanceManager/FinanceManager.Web/wwwroot/reports/report-6fb97574-8dd8-4c84-69fa-08dda8abb382.docx
+++ b/FinanceManager/FinanceManager.Web/wwwroot/reports/report-6fb97574-8dd8-4c84-69fa-08dda8abb382.docx
@@ -55,7 +55,7 @@
         <w:rPr>
           <w:sz w:val="28"/>
         </w:rPr>
-        <w:t>Період:01.01.2025 - 24.06.2025</w:t>
+        <w:t>Період:01.01.2025 - 21.07.2025</w:t>
       </w:r>
     </w:p>
     <w:p>
@@ -532,7 +532,7 @@
             <wp:cNvGraphicFramePr/>
             <a:graphic xmlns:a="http://schemas.openxmlformats.org/drawingml/2006/main">
               <a:graphicData uri="http://schemas.openxmlformats.org/drawingml/2006/chart">
-                <c:chart xmlns:r="http://schemas.openxmlformats.org/officeDocument/2006/relationships" xmlns:c="http://schemas.openxmlformats.org/drawingml/2006/chart" r:id="Ra0af75e051bc4d94"/>
+                <c:chart xmlns:r="http://schemas.openxmlformats.org/officeDocument/2006/relationships" xmlns:c="http://schemas.openxmlformats.org/drawingml/2006/chart" r:id="R3b99f016e3b8443d"/>
               </a:graphicData>
             </a:graphic>
           </wp:inline>
